--- a/RVfpga/RVfpgaEL2/Porting RVfpgaEL2 to a New FPGA Board.docx
+++ b/RVfpga/RVfpgaEL2/Porting RVfpgaEL2 to a New FPGA Board.docx
@@ -143,7 +143,29 @@
           <w:sz w:val="32"/>
           <w:lang w:val="en-US" w:eastAsia="zh-CN"/>
         </w:rPr>
-        <w:t>THE RVfpga MSc PROJECT</w:t>
+        <w:t xml:space="preserve">THE </w:t>
+      </w:r>
+      <w:proofErr w:type="spellStart"/>
+      <w:r>
+        <w:rPr>
+          <w:rFonts w:cs="Arial" w:hint="eastAsia"/>
+          <w:b/>
+          <w:color w:val="440099"/>
+          <w:sz w:val="32"/>
+          <w:lang w:val="en-US" w:eastAsia="zh-CN"/>
+        </w:rPr>
+        <w:t>RVfpga</w:t>
+      </w:r>
+      <w:proofErr w:type="spellEnd"/>
+      <w:r>
+        <w:rPr>
+          <w:rFonts w:cs="Arial" w:hint="eastAsia"/>
+          <w:b/>
+          <w:color w:val="440099"/>
+          <w:sz w:val="32"/>
+          <w:lang w:val="en-US" w:eastAsia="zh-CN"/>
+        </w:rPr>
+        <w:t xml:space="preserve"> MSc PROJECT</w:t>
       </w:r>
     </w:p>
     <w:p>
@@ -274,7 +296,7 @@
     </w:p>
     <w:p>
       <w:pPr>
-        <w:pStyle w:val="1"/>
+        <w:pStyle w:val="10"/>
         <w:numPr>
           <w:ilvl w:val="0"/>
           <w:numId w:val="2"/>
@@ -308,6 +330,7 @@
           <w:lang w:eastAsia="zh-CN"/>
         </w:rPr>
       </w:pPr>
+      <w:proofErr w:type="spellStart"/>
       <w:r>
         <w:rPr>
           <w:rStyle w:val="afe"/>
@@ -315,6 +338,7 @@
         </w:rPr>
         <w:t>RVfpga</w:t>
       </w:r>
+      <w:proofErr w:type="spellEnd"/>
       <w:r>
         <w:rPr>
           <w:rFonts w:ascii="Arial" w:hAnsi="Arial" w:cs="Arial"/>
@@ -349,81 +373,127 @@
         </w:rPr>
         <w:t xml:space="preserve"> from the </w:t>
       </w:r>
+      <w:proofErr w:type="spellStart"/>
       <w:r>
         <w:rPr>
           <w:rFonts w:ascii="Arial" w:hAnsi="Arial" w:cs="Arial"/>
           <w:b/>
           <w:bCs/>
         </w:rPr>
-        <w:t>Nexys A7</w:t>
-      </w:r>
-      <w:r>
-        <w:rPr>
-          <w:rFonts w:ascii="Arial" w:hAnsi="Arial" w:cs="Arial"/>
-        </w:rPr>
-        <w:t xml:space="preserve"> version to the </w:t>
-      </w:r>
+        <w:t>Nexys</w:t>
+      </w:r>
+      <w:proofErr w:type="spellEnd"/>
       <w:r>
         <w:rPr>
           <w:rFonts w:ascii="Arial" w:hAnsi="Arial" w:cs="Arial"/>
           <w:b/>
           <w:bCs/>
         </w:rPr>
-        <w:t>Nexys Video</w:t>
+        <w:t xml:space="preserve"> A7</w:t>
       </w:r>
       <w:r>
         <w:rPr>
           <w:rFonts w:ascii="Arial" w:hAnsi="Arial" w:cs="Arial"/>
         </w:rPr>
-        <w:t xml:space="preserve"> board. The migration is implemented using </w:t>
-      </w:r>
+        <w:t xml:space="preserve"> version to the </w:t>
+      </w:r>
+      <w:proofErr w:type="spellStart"/>
       <w:r>
         <w:rPr>
           <w:rFonts w:ascii="Arial" w:hAnsi="Arial" w:cs="Arial"/>
           <w:b/>
           <w:bCs/>
         </w:rPr>
-        <w:t>Vivado</w:t>
-      </w:r>
-      <w:r>
-        <w:rPr>
-          <w:rFonts w:ascii="Arial" w:hAnsi="Arial" w:cs="Arial"/>
-        </w:rPr>
-        <w:t xml:space="preserve"> for synthesis and hardware implementation, and the </w:t>
-      </w:r>
+        <w:t>Nexys</w:t>
+      </w:r>
+      <w:proofErr w:type="spellEnd"/>
       <w:r>
         <w:rPr>
           <w:rFonts w:ascii="Arial" w:hAnsi="Arial" w:cs="Arial"/>
           <w:b/>
           <w:bCs/>
         </w:rPr>
-        <w:t>Catapult SDK</w:t>
+        <w:t xml:space="preserve"> Video</w:t>
       </w:r>
       <w:r>
         <w:rPr>
           <w:rFonts w:ascii="Arial" w:hAnsi="Arial" w:cs="Arial"/>
         </w:rPr>
-        <w:t xml:space="preserve"> for uploading and debugging. This serves as a reference workflow for adapting </w:t>
-      </w:r>
+        <w:t xml:space="preserve"> board. </w:t>
+      </w:r>
+      <w:proofErr w:type="gramStart"/>
+      <w:r>
+        <w:rPr>
+          <w:rFonts w:ascii="Arial" w:hAnsi="Arial" w:cs="Arial"/>
+        </w:rPr>
+        <w:t>The migration</w:t>
+      </w:r>
+      <w:proofErr w:type="gramEnd"/>
+      <w:r>
+        <w:rPr>
+          <w:rFonts w:ascii="Arial" w:hAnsi="Arial" w:cs="Arial"/>
+        </w:rPr>
+        <w:t xml:space="preserve"> is implemented using </w:t>
+      </w:r>
+      <w:proofErr w:type="spellStart"/>
       <w:r>
         <w:rPr>
           <w:rFonts w:ascii="Arial" w:hAnsi="Arial" w:cs="Arial"/>
           <w:b/>
           <w:bCs/>
         </w:rPr>
+        <w:t>Vivado</w:t>
+      </w:r>
+      <w:proofErr w:type="spellEnd"/>
+      <w:r>
+        <w:rPr>
+          <w:rFonts w:ascii="Arial" w:hAnsi="Arial" w:cs="Arial"/>
+        </w:rPr>
+        <w:t xml:space="preserve"> for synthesis and hardware implementation, and </w:t>
+      </w:r>
+      <w:proofErr w:type="gramStart"/>
+      <w:r>
+        <w:rPr>
+          <w:rFonts w:ascii="Arial" w:hAnsi="Arial" w:cs="Arial"/>
+        </w:rPr>
+        <w:t xml:space="preserve">the </w:t>
+      </w:r>
+      <w:r>
+        <w:rPr>
+          <w:rFonts w:ascii="Arial" w:hAnsi="Arial" w:cs="Arial"/>
+          <w:b/>
+          <w:bCs/>
+        </w:rPr>
+        <w:t>Catapult</w:t>
+      </w:r>
+      <w:proofErr w:type="gramEnd"/>
+      <w:r>
+        <w:rPr>
+          <w:rFonts w:ascii="Arial" w:hAnsi="Arial" w:cs="Arial"/>
+          <w:b/>
+          <w:bCs/>
+        </w:rPr>
+        <w:t xml:space="preserve"> SDK</w:t>
+      </w:r>
+      <w:r>
+        <w:rPr>
+          <w:rFonts w:ascii="Arial" w:hAnsi="Arial" w:cs="Arial"/>
+        </w:rPr>
+        <w:t xml:space="preserve"> for uploading and debugging. This serves as a reference workflow for adapting </w:t>
+      </w:r>
+      <w:r>
+        <w:rPr>
+          <w:rFonts w:ascii="Arial" w:hAnsi="Arial" w:cs="Arial"/>
+          <w:b/>
+          <w:bCs/>
+        </w:rPr>
         <w:t>RVfpgaEL2</w:t>
       </w:r>
       <w:r>
         <w:rPr>
           <w:rFonts w:ascii="Arial" w:hAnsi="Arial" w:cs="Arial"/>
         </w:rPr>
-        <w:t xml:space="preserve"> to other FPGA </w:t>
-      </w:r>
-      <w:r>
-        <w:rPr>
-          <w:rFonts w:ascii="Arial" w:hAnsi="Arial" w:cs="Arial"/>
-        </w:rPr>
-        <w:t>platforms.</w:t>
+        <w:t xml:space="preserve"> to other FPGA platforms.</w:t>
       </w:r>
       <w:r>
         <w:rPr>
@@ -582,6 +652,7 @@
         </w:rPr>
         <w:t xml:space="preserve">pdate the </w:t>
       </w:r>
+      <w:proofErr w:type="spellStart"/>
       <w:r>
         <w:rPr>
           <w:rStyle w:val="aff"/>
@@ -589,6 +660,7 @@
         </w:rPr>
         <w:t>OpenOCD</w:t>
       </w:r>
+      <w:proofErr w:type="spellEnd"/>
       <w:r>
         <w:rPr>
           <w:rStyle w:val="aff"/>
@@ -798,7 +870,6 @@
       <w:pPr>
         <w:pStyle w:val="a3"/>
         <w:rPr>
-          <w:rFonts w:hint="eastAsia"/>
           <w:b/>
           <w:sz w:val="24"/>
           <w:szCs w:val="24"/>
@@ -854,7 +925,107 @@
           <w:szCs w:val="24"/>
           <w:lang w:val="en-US"/>
         </w:rPr>
-        <w:t>In this example, the Nexys Video board does not include an accelerometer; it only provides eight LEDs and switches, and requires adaptation to support the onboard OLED display. Within the rvfpganexys module, the signals i_sw_slice[15:8] and gpio_out[15:8] are not connected to any external input or output. During synthesis, these unconnected and nonessential paths will be automatically optimized out.</w:t>
+        <w:t xml:space="preserve">In this example, the </w:t>
+      </w:r>
+      <w:proofErr w:type="spellStart"/>
+      <w:r>
+        <w:rPr>
+          <w:bCs/>
+          <w:sz w:val="24"/>
+          <w:szCs w:val="24"/>
+          <w:lang w:val="en-US"/>
+        </w:rPr>
+        <w:t>Nexys</w:t>
+      </w:r>
+      <w:proofErr w:type="spellEnd"/>
+      <w:r>
+        <w:rPr>
+          <w:bCs/>
+          <w:sz w:val="24"/>
+          <w:szCs w:val="24"/>
+          <w:lang w:val="en-US"/>
+        </w:rPr>
+        <w:t xml:space="preserve"> Video board does not include an accelerometer; it only provides eight LEDs and </w:t>
+      </w:r>
+      <w:proofErr w:type="gramStart"/>
+      <w:r>
+        <w:rPr>
+          <w:bCs/>
+          <w:sz w:val="24"/>
+          <w:szCs w:val="24"/>
+          <w:lang w:val="en-US"/>
+        </w:rPr>
+        <w:t>switches, and</w:t>
+      </w:r>
+      <w:proofErr w:type="gramEnd"/>
+      <w:r>
+        <w:rPr>
+          <w:bCs/>
+          <w:sz w:val="24"/>
+          <w:szCs w:val="24"/>
+          <w:lang w:val="en-US"/>
+        </w:rPr>
+        <w:t xml:space="preserve"> requires adaptation to support the onboard OLED display. Within the </w:t>
+      </w:r>
+      <w:proofErr w:type="spellStart"/>
+      <w:r>
+        <w:rPr>
+          <w:bCs/>
+          <w:sz w:val="24"/>
+          <w:szCs w:val="24"/>
+          <w:lang w:val="en-US"/>
+        </w:rPr>
+        <w:t>rvfpganexys</w:t>
+      </w:r>
+      <w:proofErr w:type="spellEnd"/>
+      <w:r>
+        <w:rPr>
+          <w:bCs/>
+          <w:sz w:val="24"/>
+          <w:szCs w:val="24"/>
+          <w:lang w:val="en-US"/>
+        </w:rPr>
+        <w:t xml:space="preserve"> module, the signals </w:t>
+      </w:r>
+      <w:proofErr w:type="spellStart"/>
+      <w:r>
+        <w:rPr>
+          <w:bCs/>
+          <w:sz w:val="24"/>
+          <w:szCs w:val="24"/>
+          <w:lang w:val="en-US"/>
+        </w:rPr>
+        <w:t>i_sw_slice</w:t>
+      </w:r>
+      <w:proofErr w:type="spellEnd"/>
+      <w:r>
+        <w:rPr>
+          <w:bCs/>
+          <w:sz w:val="24"/>
+          <w:szCs w:val="24"/>
+          <w:lang w:val="en-US"/>
+        </w:rPr>
+        <w:t xml:space="preserve">[15:8] and </w:t>
+      </w:r>
+      <w:proofErr w:type="spellStart"/>
+      <w:r>
+        <w:rPr>
+          <w:bCs/>
+          <w:sz w:val="24"/>
+          <w:szCs w:val="24"/>
+          <w:lang w:val="en-US"/>
+        </w:rPr>
+        <w:t>gpio_out</w:t>
+      </w:r>
+      <w:proofErr w:type="spellEnd"/>
+      <w:r>
+        <w:rPr>
+          <w:bCs/>
+          <w:sz w:val="24"/>
+          <w:szCs w:val="24"/>
+          <w:lang w:val="en-US"/>
+        </w:rPr>
+        <w:t>[15:8] are not connected to any external input or output. During synthesis, these unconnected and nonessential paths will be automatically optimized out.</w:t>
       </w:r>
     </w:p>
     <w:p>
@@ -885,7 +1056,87 @@
           <w:szCs w:val="24"/>
           <w:lang w:val="en-US"/>
         </w:rPr>
-        <w:t xml:space="preserve">In the veerwolf_core, the original simple_spi instance (spi2), which was used for accelerometer communication, is replaced with the oled_spi instance (spi2). The wb_intercon module is regenerated to establish the correct connections and address mapping. Detailed information about these changes can be found in </w:t>
+        <w:t xml:space="preserve">In the </w:t>
+      </w:r>
+      <w:proofErr w:type="spellStart"/>
+      <w:r>
+        <w:rPr>
+          <w:bCs/>
+          <w:sz w:val="24"/>
+          <w:szCs w:val="24"/>
+          <w:lang w:val="en-US"/>
+        </w:rPr>
+        <w:t>veerwolf_core</w:t>
+      </w:r>
+      <w:proofErr w:type="spellEnd"/>
+      <w:r>
+        <w:rPr>
+          <w:bCs/>
+          <w:sz w:val="24"/>
+          <w:szCs w:val="24"/>
+          <w:lang w:val="en-US"/>
+        </w:rPr>
+        <w:t xml:space="preserve">, the original </w:t>
+      </w:r>
+      <w:proofErr w:type="spellStart"/>
+      <w:r>
+        <w:rPr>
+          <w:bCs/>
+          <w:sz w:val="24"/>
+          <w:szCs w:val="24"/>
+          <w:lang w:val="en-US"/>
+        </w:rPr>
+        <w:t>simple_spi</w:t>
+      </w:r>
+      <w:proofErr w:type="spellEnd"/>
+      <w:r>
+        <w:rPr>
+          <w:bCs/>
+          <w:sz w:val="24"/>
+          <w:szCs w:val="24"/>
+          <w:lang w:val="en-US"/>
+        </w:rPr>
+        <w:t xml:space="preserve"> instance (spi2), which was used for accelerometer communication, is replaced with the </w:t>
+      </w:r>
+      <w:proofErr w:type="spellStart"/>
+      <w:r>
+        <w:rPr>
+          <w:bCs/>
+          <w:sz w:val="24"/>
+          <w:szCs w:val="24"/>
+          <w:lang w:val="en-US"/>
+        </w:rPr>
+        <w:t>oled_spi</w:t>
+      </w:r>
+      <w:proofErr w:type="spellEnd"/>
+      <w:r>
+        <w:rPr>
+          <w:bCs/>
+          <w:sz w:val="24"/>
+          <w:szCs w:val="24"/>
+          <w:lang w:val="en-US"/>
+        </w:rPr>
+        <w:t xml:space="preserve"> instance (spi2). The </w:t>
+      </w:r>
+      <w:proofErr w:type="spellStart"/>
+      <w:r>
+        <w:rPr>
+          <w:bCs/>
+          <w:sz w:val="24"/>
+          <w:szCs w:val="24"/>
+          <w:lang w:val="en-US"/>
+        </w:rPr>
+        <w:t>wb_intercon</w:t>
+      </w:r>
+      <w:proofErr w:type="spellEnd"/>
+      <w:r>
+        <w:rPr>
+          <w:bCs/>
+          <w:sz w:val="24"/>
+          <w:szCs w:val="24"/>
+          <w:lang w:val="en-US"/>
+        </w:rPr>
+        <w:t xml:space="preserve"> module is regenerated to establish the correct connections and address mapping. Detailed information about these changes can be found in </w:t>
       </w:r>
       <w:r>
         <w:rPr>
@@ -903,7 +1154,27 @@
           <w:szCs w:val="24"/>
           <w:lang w:val="en-US"/>
         </w:rPr>
-        <w:t xml:space="preserve"> (wb_intercon) and </w:t>
+        <w:t xml:space="preserve"> (</w:t>
+      </w:r>
+      <w:proofErr w:type="spellStart"/>
+      <w:r>
+        <w:rPr>
+          <w:bCs/>
+          <w:sz w:val="24"/>
+          <w:szCs w:val="24"/>
+          <w:lang w:val="en-US"/>
+        </w:rPr>
+        <w:t>wb_intercon</w:t>
+      </w:r>
+      <w:proofErr w:type="spellEnd"/>
+      <w:r>
+        <w:rPr>
+          <w:bCs/>
+          <w:sz w:val="24"/>
+          <w:szCs w:val="24"/>
+          <w:lang w:val="en-US"/>
+        </w:rPr>
+        <w:t xml:space="preserve">) and </w:t>
       </w:r>
       <w:r>
         <w:rPr>
@@ -921,7 +1192,27 @@
           <w:szCs w:val="24"/>
           <w:lang w:val="en-US"/>
         </w:rPr>
-        <w:t xml:space="preserve"> (oled_spi).</w:t>
+        <w:t xml:space="preserve"> (</w:t>
+      </w:r>
+      <w:proofErr w:type="spellStart"/>
+      <w:r>
+        <w:rPr>
+          <w:bCs/>
+          <w:sz w:val="24"/>
+          <w:szCs w:val="24"/>
+          <w:lang w:val="en-US"/>
+        </w:rPr>
+        <w:t>oled_spi</w:t>
+      </w:r>
+      <w:proofErr w:type="spellEnd"/>
+      <w:r>
+        <w:rPr>
+          <w:bCs/>
+          <w:sz w:val="24"/>
+          <w:szCs w:val="24"/>
+          <w:lang w:val="en-US"/>
+        </w:rPr>
+        <w:t>).</w:t>
       </w:r>
     </w:p>
     <w:p>
@@ -999,7 +1290,25 @@
           <w:szCs w:val="24"/>
           <w:lang w:val="en-US" w:eastAsia="zh-CN"/>
         </w:rPr>
-        <w:t>Constraints should match the top-level interfaces. Standard templates for Digilent FPGA boards can be found at</w:t>
+        <w:t xml:space="preserve">Constraints should match the top-level interfaces. Standard templates for </w:t>
+      </w:r>
+      <w:proofErr w:type="spellStart"/>
+      <w:r>
+        <w:rPr>
+          <w:sz w:val="24"/>
+          <w:szCs w:val="24"/>
+          <w:lang w:val="en-US" w:eastAsia="zh-CN"/>
+        </w:rPr>
+        <w:t>Digilent</w:t>
+      </w:r>
+      <w:proofErr w:type="spellEnd"/>
+      <w:r>
+        <w:rPr>
+          <w:sz w:val="24"/>
+          <w:szCs w:val="24"/>
+          <w:lang w:val="en-US" w:eastAsia="zh-CN"/>
+        </w:rPr>
+        <w:t xml:space="preserve"> FPGA boards can be found at</w:t>
       </w:r>
       <w:r>
         <w:rPr>
@@ -1009,13 +1318,59 @@
         <w:t xml:space="preserve"> </w:t>
       </w:r>
       <w:hyperlink r:id="rId9" w:history="1">
+        <w:proofErr w:type="spellStart"/>
         <w:r>
           <w:rPr>
             <w:rStyle w:val="af5"/>
             <w:sz w:val="24"/>
             <w:szCs w:val="24"/>
           </w:rPr>
-          <w:t>Digilent/digilent-xdc: A collection of Master XDC files for Digilent FPGA and Zynq boards.</w:t>
+          <w:t>Digilent</w:t>
+        </w:r>
+        <w:proofErr w:type="spellEnd"/>
+        <w:r>
+          <w:rPr>
+            <w:rStyle w:val="af5"/>
+            <w:sz w:val="24"/>
+            <w:szCs w:val="24"/>
+          </w:rPr>
+          <w:t>/</w:t>
+        </w:r>
+        <w:proofErr w:type="spellStart"/>
+        <w:r>
+          <w:rPr>
+            <w:rStyle w:val="af5"/>
+            <w:sz w:val="24"/>
+            <w:szCs w:val="24"/>
+          </w:rPr>
+          <w:t>digilent-xdc</w:t>
+        </w:r>
+        <w:proofErr w:type="spellEnd"/>
+        <w:r>
+          <w:rPr>
+            <w:rStyle w:val="af5"/>
+            <w:sz w:val="24"/>
+            <w:szCs w:val="24"/>
+          </w:rPr>
+          <w:t xml:space="preserve">: A collection of Master XDC files for </w:t>
+        </w:r>
+        <w:proofErr w:type="spellStart"/>
+        <w:r>
+          <w:rPr>
+            <w:rStyle w:val="af5"/>
+            <w:sz w:val="24"/>
+            <w:szCs w:val="24"/>
+          </w:rPr>
+          <w:t>Digilent</w:t>
+        </w:r>
+        <w:proofErr w:type="spellEnd"/>
+        <w:r>
+          <w:rPr>
+            <w:rStyle w:val="af5"/>
+            <w:sz w:val="24"/>
+            <w:szCs w:val="24"/>
+          </w:rPr>
+          <w:t xml:space="preserve"> FPGA and Zynq boards.</w:t>
         </w:r>
       </w:hyperlink>
       <w:r>
@@ -1033,7 +1388,25 @@
           <w:szCs w:val="24"/>
           <w:lang w:val="en-US" w:eastAsia="zh-CN"/>
         </w:rPr>
-        <w:t>The signal names in RVfpga differ from the official templates, so modify the constraints file accordingly.</w:t>
+        <w:t xml:space="preserve">The signal names in </w:t>
+      </w:r>
+      <w:proofErr w:type="spellStart"/>
+      <w:r>
+        <w:rPr>
+          <w:sz w:val="24"/>
+          <w:szCs w:val="24"/>
+          <w:lang w:val="en-US" w:eastAsia="zh-CN"/>
+        </w:rPr>
+        <w:t>RVfpga</w:t>
+      </w:r>
+      <w:proofErr w:type="spellEnd"/>
+      <w:r>
+        <w:rPr>
+          <w:sz w:val="24"/>
+          <w:szCs w:val="24"/>
+          <w:lang w:val="en-US" w:eastAsia="zh-CN"/>
+        </w:rPr>
+        <w:t xml:space="preserve"> differ from the official templates, so modify the constraints file accordingly.</w:t>
       </w:r>
     </w:p>
     <w:p>
@@ -1514,7 +1887,7 @@
           </mc:Choice>
           <mc:Fallback>
             <w:pict>
-              <v:rect w14:anchorId="4B142267" id="矩形 1" o:spid="_x0000_s1026" style="position:absolute;margin-left:50.15pt;margin-top:318.4pt;width:246.9pt;height:32.1pt;z-index:251707392;visibility:visible;mso-wrap-style:square;mso-wrap-distance-left:9pt;mso-wrap-distance-top:0;mso-wrap-distance-right:9pt;mso-wrap-distance-bottom:0;mso-position-horizontal:absolute;mso-position-horizontal-relative:text;mso-position-vertical:absolute;mso-position-vertical-relative:text;v-text-anchor:middle" o:gfxdata="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" filled="f" strokecolor="#c00000" strokeweight="2pt"/>
+              <v:rect w14:anchorId="008E7DAD" id="矩形 1" o:spid="_x0000_s1026" style="position:absolute;margin-left:50.15pt;margin-top:318.4pt;width:246.9pt;height:32.1pt;z-index:251707392;visibility:visible;mso-wrap-style:square;mso-wrap-distance-left:9pt;mso-wrap-distance-top:0;mso-wrap-distance-right:9pt;mso-wrap-distance-bottom:0;mso-position-horizontal:absolute;mso-position-horizontal-relative:text;mso-position-vertical:absolute;mso-position-vertical-relative:text;v-text-anchor:middle" o:gfxdata="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" filled="f" strokecolor="#c00000" strokeweight="2pt"/>
             </w:pict>
           </mc:Fallback>
         </mc:AlternateContent>
@@ -1590,7 +1963,7 @@
           </mc:Choice>
           <mc:Fallback>
             <w:pict>
-              <v:rect w14:anchorId="12F591F6" id="矩形 1" o:spid="_x0000_s1026" style="position:absolute;margin-left:50.15pt;margin-top:350.5pt;width:246.9pt;height:32.1pt;z-index:251755520;visibility:visible;mso-wrap-style:square;mso-wrap-distance-left:9pt;mso-wrap-distance-top:0;mso-wrap-distance-right:9pt;mso-wrap-distance-bottom:0;mso-position-horizontal:absolute;mso-position-horizontal-relative:text;mso-position-vertical:absolute;mso-position-vertical-relative:text;v-text-anchor:middle" o:gfxdata="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" filled="f" strokecolor="#c00000" strokeweight="2pt"/>
+              <v:rect w14:anchorId="373E4DCD" id="矩形 1" o:spid="_x0000_s1026" style="position:absolute;margin-left:50.15pt;margin-top:350.5pt;width:246.9pt;height:32.1pt;z-index:251755520;visibility:visible;mso-wrap-style:square;mso-wrap-distance-left:9pt;mso-wrap-distance-top:0;mso-wrap-distance-right:9pt;mso-wrap-distance-bottom:0;mso-position-horizontal:absolute;mso-position-horizontal-relative:text;mso-position-vertical:absolute;mso-position-vertical-relative:text;v-text-anchor:middle" o:gfxdata="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" filled="f" strokecolor="#c00000" strokeweight="2pt"/>
             </w:pict>
           </mc:Fallback>
         </mc:AlternateContent>
@@ -1666,7 +2039,7 @@
           </mc:Choice>
           <mc:Fallback>
             <w:pict>
-              <v:rect w14:anchorId="3E68A6D1" id="矩形 1" o:spid="_x0000_s1026" style="position:absolute;margin-left:50.55pt;margin-top:145.2pt;width:246.9pt;height:32.1pt;z-index:251608064;visibility:visible;mso-wrap-style:square;mso-wrap-distance-left:9pt;mso-wrap-distance-top:0;mso-wrap-distance-right:9pt;mso-wrap-distance-bottom:0;mso-position-horizontal:absolute;mso-position-horizontal-relative:text;mso-position-vertical:absolute;mso-position-vertical-relative:text;v-text-anchor:middle" o:gfxdata="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" filled="f" strokecolor="#c00000" strokeweight="2pt"/>
+              <v:rect w14:anchorId="02A1A52E" id="矩形 1" o:spid="_x0000_s1026" style="position:absolute;margin-left:50.55pt;margin-top:145.2pt;width:246.9pt;height:32.1pt;z-index:251608064;visibility:visible;mso-wrap-style:square;mso-wrap-distance-left:9pt;mso-wrap-distance-top:0;mso-wrap-distance-right:9pt;mso-wrap-distance-bottom:0;mso-position-horizontal:absolute;mso-position-horizontal-relative:text;mso-position-vertical:absolute;mso-position-vertical-relative:text;v-text-anchor:middle" o:gfxdata="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" filled="f" strokecolor="#c00000" strokeweight="2pt"/>
             </w:pict>
           </mc:Fallback>
         </mc:AlternateContent>
@@ -1742,7 +2115,7 @@
           </mc:Choice>
           <mc:Fallback>
             <w:pict>
-              <v:rect w14:anchorId="6E00DB01" id="矩形 1" o:spid="_x0000_s1026" style="position:absolute;margin-left:50.5pt;margin-top:177.2pt;width:246.9pt;height:32.1pt;z-index:251657216;visibility:visible;mso-wrap-style:square;mso-wrap-distance-left:9pt;mso-wrap-distance-top:0;mso-wrap-distance-right:9pt;mso-wrap-distance-bottom:0;mso-position-horizontal:absolute;mso-position-horizontal-relative:text;mso-position-vertical:absolute;mso-position-vertical-relative:text;v-text-anchor:middle" o:gfxdata="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" filled="f" strokecolor="#c00000" strokeweight="2pt"/>
+              <v:rect w14:anchorId="0809B561" id="矩形 1" o:spid="_x0000_s1026" style="position:absolute;margin-left:50.5pt;margin-top:177.2pt;width:246.9pt;height:32.1pt;z-index:251657216;visibility:visible;mso-wrap-style:square;mso-wrap-distance-left:9pt;mso-wrap-distance-top:0;mso-wrap-distance-right:9pt;mso-wrap-distance-bottom:0;mso-position-horizontal:absolute;mso-position-horizontal-relative:text;mso-position-vertical:absolute;mso-position-vertical-relative:text;v-text-anchor:middle" o:gfxdata="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" filled="f" strokecolor="#c00000" strokeweight="2pt"/>
             </w:pict>
           </mc:Fallback>
         </mc:AlternateContent>
@@ -1818,18 +2191,19 @@
           </mc:Choice>
           <mc:Fallback>
             <w:pict>
-              <v:rect w14:anchorId="6E8E522A" id="矩形 1" o:spid="_x0000_s1026" style="position:absolute;margin-left:50.75pt;margin-top:209.3pt;width:246.9pt;height:32.1pt;z-index:251768832;visibility:visible;mso-wrap-style:square;mso-wrap-distance-left:9pt;mso-wrap-distance-top:0;mso-wrap-distance-right:9pt;mso-wrap-distance-bottom:0;mso-position-horizontal:absolute;mso-position-horizontal-relative:text;mso-position-vertical:absolute;mso-position-vertical-relative:text;v-text-anchor:middle" o:gfxdata="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" filled="f" strokecolor="#c00000" strokeweight="2pt"/>
+              <v:rect w14:anchorId="537480C5" id="矩形 1" o:spid="_x0000_s1026" style="position:absolute;margin-left:50.75pt;margin-top:209.3pt;width:246.9pt;height:32.1pt;z-index:251768832;visibility:visible;mso-wrap-style:square;mso-wrap-distance-left:9pt;mso-wrap-distance-top:0;mso-wrap-distance-right:9pt;mso-wrap-distance-bottom:0;mso-position-horizontal:absolute;mso-position-horizontal-relative:text;mso-position-vertical:absolute;mso-position-vertical-relative:text;v-text-anchor:middle" o:gfxdata="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" filled="f" strokecolor="#c00000" strokeweight="2pt"/>
             </w:pict>
           </mc:Fallback>
         </mc:AlternateContent>
       </w:r>
       <w:r>
         <w:rPr>
+          <w:noProof/>
           <w:sz w:val="24"/>
           <w:lang w:val="en-US" w:eastAsia="zh-CN"/>
         </w:rPr>
         <w:drawing>
-          <wp:inline distT="0" distB="0" distL="0" distR="0" wp14:anchorId="22F494B4" wp14:editId="705C85A5">
+          <wp:inline distT="0" distB="0" distL="0" distR="0" wp14:anchorId="22F494B4" wp14:editId="064C4BFB">
             <wp:extent cx="4546740" cy="5140254"/>
             <wp:effectExtent l="0" t="0" r="6350" b="3810"/>
             <wp:docPr id="1535116368" name="图片 1"/>
@@ -1876,7 +2250,7 @@
         <w:pStyle w:val="a6"/>
         <w:jc w:val="center"/>
         <w:rPr>
-          <w:rFonts w:cs="Times New Roman" w:hint="eastAsia"/>
+          <w:rFonts w:cs="Times New Roman"/>
           <w:b w:val="0"/>
           <w:iCs w:val="0"/>
           <w:sz w:val="24"/>
@@ -2040,8 +2414,20 @@
           <w:szCs w:val="20"/>
           <w:lang w:val="en-US" w:eastAsia="zh-CN"/>
         </w:rPr>
-        <w:t>catapult-sdk</w:t>
-      </w:r>
+        <w:t>catapult-</w:t>
+      </w:r>
+      <w:proofErr w:type="spellStart"/>
+      <w:r>
+        <w:rPr>
+          <w:i/>
+          <w:iCs/>
+          <w:sz w:val="20"/>
+          <w:szCs w:val="20"/>
+          <w:lang w:val="en-US" w:eastAsia="zh-CN"/>
+        </w:rPr>
+        <w:t>sdk</w:t>
+      </w:r>
+      <w:proofErr w:type="spellEnd"/>
       <w:r>
         <w:rPr>
           <w:rFonts w:hint="eastAsia"/>
@@ -2106,6 +2492,7 @@
         </w:rPr>
         <w:t>/</w:t>
       </w:r>
+      <w:proofErr w:type="spellStart"/>
       <w:r>
         <w:rPr>
           <w:i/>
@@ -2114,7 +2501,18 @@
           <w:szCs w:val="20"/>
           <w:lang w:val="en-US" w:eastAsia="zh-CN"/>
         </w:rPr>
-        <w:t>RVfpga\</w:t>
+        <w:t>RVfpga</w:t>
+      </w:r>
+      <w:proofErr w:type="spellEnd"/>
+      <w:r>
+        <w:rPr>
+          <w:i/>
+          <w:iCs/>
+          <w:sz w:val="20"/>
+          <w:szCs w:val="20"/>
+          <w:lang w:val="en-US" w:eastAsia="zh-CN"/>
+        </w:rPr>
+        <w:t>\</w:t>
       </w:r>
       <w:r>
         <w:rPr>
@@ -2205,8 +2603,20 @@
           <w:szCs w:val="24"/>
           <w:lang w:val="en-US" w:eastAsia="zh-CN"/>
         </w:rPr>
-        <w:t xml:space="preserve"> RVfpgaNexys.svd</w:t>
-      </w:r>
+        <w:t xml:space="preserve"> </w:t>
+      </w:r>
+      <w:proofErr w:type="spellStart"/>
+      <w:r>
+        <w:rPr>
+          <w:b/>
+          <w:bCs/>
+          <w:sz w:val="24"/>
+          <w:szCs w:val="24"/>
+          <w:lang w:val="en-US" w:eastAsia="zh-CN"/>
+        </w:rPr>
+        <w:t>RVfpgaNexys.svd</w:t>
+      </w:r>
+      <w:proofErr w:type="spellEnd"/>
     </w:p>
     <w:p>
       <w:pPr>
@@ -2235,7 +2645,25 @@
           <w:szCs w:val="24"/>
           <w:lang w:val="en-US" w:eastAsia="zh-CN"/>
         </w:rPr>
-        <w:t xml:space="preserve">The .svd file provides information for the debugger to display user interface labels and details for memory-mapped addresses during debugging. Modifying this file </w:t>
+        <w:t>The .</w:t>
+      </w:r>
+      <w:proofErr w:type="spellStart"/>
+      <w:r>
+        <w:rPr>
+          <w:sz w:val="24"/>
+          <w:szCs w:val="24"/>
+          <w:lang w:val="en-US" w:eastAsia="zh-CN"/>
+        </w:rPr>
+        <w:t>svd</w:t>
+      </w:r>
+      <w:proofErr w:type="spellEnd"/>
+      <w:r>
+        <w:rPr>
+          <w:sz w:val="24"/>
+          <w:szCs w:val="24"/>
+          <w:lang w:val="en-US" w:eastAsia="zh-CN"/>
+        </w:rPr>
+        <w:t xml:space="preserve"> file provides information for the debugger to display user interface labels and details for memory-mapped addresses during debugging. Modifying this file </w:t>
       </w:r>
       <w:r>
         <w:rPr>
@@ -2244,7 +2672,43 @@
           <w:lang w:val="en-US" w:eastAsia="zh-CN"/>
         </w:rPr>
         <w:lastRenderedPageBreak/>
-        <w:t>allows the debugger to display the corresponding address and register information in the UI. However, the file appears to be auto-generated by an unavailable script, so manual edits must follow the structure of existing peripherals. In practice, these changes have limited effect, and modification is generally not recommended.</w:t>
+        <w:t xml:space="preserve">allows the debugger to display the corresponding address and register information in the UI. However, the file appears to be </w:t>
+      </w:r>
+      <w:proofErr w:type="gramStart"/>
+      <w:r>
+        <w:rPr>
+          <w:sz w:val="24"/>
+          <w:szCs w:val="24"/>
+          <w:lang w:val="en-US" w:eastAsia="zh-CN"/>
+        </w:rPr>
+        <w:t>auto-generated</w:t>
+      </w:r>
+      <w:proofErr w:type="gramEnd"/>
+      <w:r>
+        <w:rPr>
+          <w:sz w:val="24"/>
+          <w:szCs w:val="24"/>
+          <w:lang w:val="en-US" w:eastAsia="zh-CN"/>
+        </w:rPr>
+        <w:t xml:space="preserve"> by an unavailable script, so manual </w:t>
+      </w:r>
+      <w:proofErr w:type="gramStart"/>
+      <w:r>
+        <w:rPr>
+          <w:sz w:val="24"/>
+          <w:szCs w:val="24"/>
+          <w:lang w:val="en-US" w:eastAsia="zh-CN"/>
+        </w:rPr>
+        <w:t>edits</w:t>
+      </w:r>
+      <w:proofErr w:type="gramEnd"/>
+      <w:r>
+        <w:rPr>
+          <w:sz w:val="24"/>
+          <w:szCs w:val="24"/>
+          <w:lang w:val="en-US" w:eastAsia="zh-CN"/>
+        </w:rPr>
+        <w:t xml:space="preserve"> must follow the structure of existing peripherals. In practice, these changes have limited effect, and modification is generally not recommended.</w:t>
       </w:r>
     </w:p>
     <w:p>
@@ -2317,8 +2781,20 @@
           <w:szCs w:val="20"/>
           <w:lang w:val="en-US" w:eastAsia="zh-CN"/>
         </w:rPr>
-        <w:t>catapult-sdk</w:t>
-      </w:r>
+        <w:t>catapult-</w:t>
+      </w:r>
+      <w:proofErr w:type="spellStart"/>
+      <w:r>
+        <w:rPr>
+          <w:i/>
+          <w:iCs/>
+          <w:sz w:val="20"/>
+          <w:szCs w:val="20"/>
+          <w:lang w:val="en-US" w:eastAsia="zh-CN"/>
+        </w:rPr>
+        <w:t>sdk</w:t>
+      </w:r>
+      <w:proofErr w:type="spellEnd"/>
       <w:r>
         <w:rPr>
           <w:rFonts w:hint="eastAsia"/>
@@ -2383,6 +2859,7 @@
         </w:rPr>
         <w:t>/</w:t>
       </w:r>
+      <w:proofErr w:type="spellStart"/>
       <w:r>
         <w:rPr>
           <w:i/>
@@ -2393,6 +2870,7 @@
         </w:rPr>
         <w:t>RVfpga</w:t>
       </w:r>
+      <w:proofErr w:type="spellEnd"/>
       <w:r>
         <w:rPr>
           <w:rFonts w:hint="eastAsia"/>
@@ -2404,6 +2882,7 @@
         </w:rPr>
         <w:t>/</w:t>
       </w:r>
+      <w:proofErr w:type="spellStart"/>
       <w:r>
         <w:rPr>
           <w:i/>
@@ -2414,6 +2893,7 @@
         </w:rPr>
         <w:t>RVfpgaNexys.svd</w:t>
       </w:r>
+      <w:proofErr w:type="spellEnd"/>
     </w:p>
     <w:p>
       <w:pPr>
@@ -2457,6 +2937,7 @@
           <w:lang w:eastAsia="zh-CN"/>
         </w:rPr>
       </w:pPr>
+      <w:proofErr w:type="spellStart"/>
       <w:r>
         <w:rPr>
           <w:b/>
@@ -2465,7 +2946,18 @@
           <w:szCs w:val="24"/>
           <w:lang w:eastAsia="zh-CN"/>
         </w:rPr>
-        <w:t>OpenOCD Config File</w:t>
+        <w:t>OpenOCD</w:t>
+      </w:r>
+      <w:proofErr w:type="spellEnd"/>
+      <w:r>
+        <w:rPr>
+          <w:b/>
+          <w:bCs/>
+          <w:sz w:val="24"/>
+          <w:szCs w:val="24"/>
+          <w:lang w:eastAsia="zh-CN"/>
+        </w:rPr>
+        <w:t xml:space="preserve"> Config File</w:t>
       </w:r>
       <w:r>
         <w:rPr>
@@ -2542,6 +3034,7 @@
         </w:rPr>
         <w:t xml:space="preserve">This file defines communication and memory mapping for the debugging process. The communication configuration is identical to the </w:t>
       </w:r>
+      <w:proofErr w:type="spellStart"/>
       <w:r>
         <w:rPr>
           <w:b/>
@@ -2549,7 +3042,27 @@
           <w:sz w:val="24"/>
           <w:lang w:val="en-US" w:eastAsia="zh-CN"/>
         </w:rPr>
-        <w:t>OpenOCD Configuration File for FPGA Programming</w:t>
+        <w:t>OpenOCD</w:t>
+      </w:r>
+      <w:proofErr w:type="spellEnd"/>
+      <w:r>
+        <w:rPr>
+          <w:b/>
+          <w:bCs/>
+          <w:sz w:val="24"/>
+          <w:lang w:val="en-US" w:eastAsia="zh-CN"/>
+        </w:rPr>
+        <w:t xml:space="preserve"> Configuration File for FPGA </w:t>
+      </w:r>
+      <w:proofErr w:type="gramStart"/>
+      <w:r>
+        <w:rPr>
+          <w:b/>
+          <w:bCs/>
+          <w:sz w:val="24"/>
+          <w:lang w:val="en-US" w:eastAsia="zh-CN"/>
+        </w:rPr>
+        <w:t>Programming</w:t>
       </w:r>
       <w:r>
         <w:rPr>
@@ -2557,7 +3070,16 @@
           <w:szCs w:val="24"/>
           <w:lang w:eastAsia="zh-CN"/>
         </w:rPr>
-        <w:t>, but includes additional sections that describe the address map used by the design. This enables access to specific memory addresses during debugging. If new peripherals are added that use different address mappings, the corresponding configuration entries must be updated.</w:t>
+        <w:t>, but</w:t>
+      </w:r>
+      <w:proofErr w:type="gramEnd"/>
+      <w:r>
+        <w:rPr>
+          <w:sz w:val="24"/>
+          <w:szCs w:val="24"/>
+          <w:lang w:eastAsia="zh-CN"/>
+        </w:rPr>
+        <w:t xml:space="preserve"> includes additional sections that describe the address map used by the design. This enables access to specific memory addresses during debugging. If new peripherals are added that use different address mappings, the corresponding configuration entries must be updated.</w:t>
       </w:r>
     </w:p>
     <w:p>
@@ -2638,7 +3160,18 @@
           <w:szCs w:val="20"/>
           <w:lang w:eastAsia="zh-CN"/>
         </w:rPr>
-        <w:t>RVfpga_NexysVideo-NoDDR</w:t>
+        <w:t>RVfpga_NexysVideo-</w:t>
+      </w:r>
+      <w:proofErr w:type="gramStart"/>
+      <w:r>
+        <w:rPr>
+          <w:i/>
+          <w:iCs/>
+          <w:sz w:val="20"/>
+          <w:szCs w:val="20"/>
+          <w:lang w:eastAsia="zh-CN"/>
+        </w:rPr>
+        <w:t>NoDDR</w:t>
       </w:r>
       <w:r>
         <w:rPr>
@@ -2661,6 +3194,7 @@
         </w:rPr>
         <w:t>/NexysVideo_config/RVfpgaNexysVideoEL2_NoDDR_debug.cfg</w:t>
       </w:r>
+      <w:proofErr w:type="gramEnd"/>
     </w:p>
     <w:p>
       <w:pPr>
@@ -2753,7 +3287,18 @@
           <w:szCs w:val="20"/>
           <w:lang w:eastAsia="zh-CN"/>
         </w:rPr>
-        <w:t>RVfpga_NexysVideo-NoDDR</w:t>
+        <w:t>RVfpga_NexysVideo-</w:t>
+      </w:r>
+      <w:proofErr w:type="gramStart"/>
+      <w:r>
+        <w:rPr>
+          <w:i/>
+          <w:iCs/>
+          <w:sz w:val="20"/>
+          <w:szCs w:val="20"/>
+          <w:lang w:eastAsia="zh-CN"/>
+        </w:rPr>
+        <w:t>NoDDR</w:t>
       </w:r>
       <w:r>
         <w:rPr>
@@ -2776,6 +3321,7 @@
         </w:rPr>
         <w:t>\src\VeeRwolf\Interconnect\WishboneInterconnect</w:t>
       </w:r>
+      <w:proofErr w:type="gramEnd"/>
     </w:p>
     <w:p>
       <w:pPr>
@@ -2798,6 +3344,7 @@
       </w:pPr>
       <w:r>
         <w:rPr>
+          <w:noProof/>
           <w:sz w:val="24"/>
           <w:szCs w:val="24"/>
           <w:lang w:eastAsia="zh-CN"/>
@@ -2905,8 +3452,17 @@
           <w:sz w:val="24"/>
           <w:lang w:val="en-US" w:eastAsia="zh-CN"/>
         </w:rPr>
-        <w:t>FPGA Bitfile</w:t>
-      </w:r>
+        <w:t xml:space="preserve">FPGA </w:t>
+      </w:r>
+      <w:proofErr w:type="spellStart"/>
+      <w:r>
+        <w:rPr>
+          <w:sz w:val="24"/>
+          <w:lang w:val="en-US" w:eastAsia="zh-CN"/>
+        </w:rPr>
+        <w:t>Bitfile</w:t>
+      </w:r>
+      <w:proofErr w:type="spellEnd"/>
       <w:r>
         <w:rPr>
           <w:rFonts w:hint="eastAsia"/>
@@ -2915,6 +3471,7 @@
         </w:rPr>
         <w:t xml:space="preserve"> - </w:t>
       </w:r>
+      <w:proofErr w:type="spellStart"/>
       <w:r>
         <w:rPr>
           <w:sz w:val="24"/>
@@ -2922,6 +3479,7 @@
         </w:rPr>
         <w:t>rvfpganexys.bit</w:t>
       </w:r>
+      <w:proofErr w:type="spellEnd"/>
     </w:p>
     <w:p>
       <w:pPr>
@@ -2949,7 +3507,27 @@
           <w:sz w:val="24"/>
           <w:lang w:val="en-US" w:eastAsia="zh-CN"/>
         </w:rPr>
-        <w:t xml:space="preserve">Fill in your bitstream file path. The bitfile location and generation process are described in </w:t>
+        <w:t xml:space="preserve">Fill in your bitstream file path. The </w:t>
+      </w:r>
+      <w:proofErr w:type="spellStart"/>
+      <w:r>
+        <w:rPr>
+          <w:b w:val="0"/>
+          <w:bCs/>
+          <w:sz w:val="24"/>
+          <w:lang w:val="en-US" w:eastAsia="zh-CN"/>
+        </w:rPr>
+        <w:t>bitfile</w:t>
+      </w:r>
+      <w:proofErr w:type="spellEnd"/>
+      <w:r>
+        <w:rPr>
+          <w:b w:val="0"/>
+          <w:bCs/>
+          <w:sz w:val="24"/>
+          <w:lang w:val="en-US" w:eastAsia="zh-CN"/>
+        </w:rPr>
+        <w:t xml:space="preserve"> location and generation process are described in </w:t>
       </w:r>
       <w:r>
         <w:rPr>
@@ -3043,7 +3621,23 @@
           <w:sz w:val="24"/>
           <w:lang w:val="en-US" w:eastAsia="zh-CN"/>
         </w:rPr>
-        <w:t xml:space="preserve">. OpenOCD Configuration File for FPGA Programming </w:t>
+        <w:t xml:space="preserve">. </w:t>
+      </w:r>
+      <w:proofErr w:type="spellStart"/>
+      <w:r>
+        <w:rPr>
+          <w:sz w:val="24"/>
+          <w:lang w:val="en-US" w:eastAsia="zh-CN"/>
+        </w:rPr>
+        <w:t>OpenOCD</w:t>
+      </w:r>
+      <w:proofErr w:type="spellEnd"/>
+      <w:r>
+        <w:rPr>
+          <w:sz w:val="24"/>
+          <w:lang w:val="en-US" w:eastAsia="zh-CN"/>
+        </w:rPr>
+        <w:t xml:space="preserve"> Configuration File for FPGA Programming </w:t>
       </w:r>
       <w:r>
         <w:rPr>
@@ -3087,7 +3681,27 @@
           <w:sz w:val="24"/>
           <w:lang w:val="en-US" w:eastAsia="zh-CN"/>
         </w:rPr>
-        <w:t>RVfpgaEL2 uses the Catapult SDK for programming and debugging, which relies on OpenOCD for these operations. When programming the FPGA, the configuration must include definitions for FTDI adapter setup, target device setup, bitstream handling, and execution flow, as illustrated in the following figure. You can find this file at:</w:t>
+        <w:t xml:space="preserve">RVfpgaEL2 uses the Catapult SDK for programming and debugging, which relies on </w:t>
+      </w:r>
+      <w:proofErr w:type="spellStart"/>
+      <w:r>
+        <w:rPr>
+          <w:b w:val="0"/>
+          <w:bCs/>
+          <w:sz w:val="24"/>
+          <w:lang w:val="en-US" w:eastAsia="zh-CN"/>
+        </w:rPr>
+        <w:t>OpenOCD</w:t>
+      </w:r>
+      <w:proofErr w:type="spellEnd"/>
+      <w:r>
+        <w:rPr>
+          <w:b w:val="0"/>
+          <w:bCs/>
+          <w:sz w:val="24"/>
+          <w:lang w:val="en-US" w:eastAsia="zh-CN"/>
+        </w:rPr>
+        <w:t xml:space="preserve"> for these operations. When programming the FPGA, the configuration must include definitions for FTDI adapter setup, target device setup, bitstream handling, and execution flow, as illustrated in the following figure. You can find this file at:</w:t>
       </w:r>
     </w:p>
     <w:p>
@@ -3133,6 +3747,10 @@
     <w:p>
       <w:pPr>
         <w:pStyle w:val="a6"/>
+        <w:numPr>
+          <w:ilvl w:val="0"/>
+          <w:numId w:val="12"/>
+        </w:numPr>
         <w:rPr>
           <w:b w:val="0"/>
           <w:bCs/>
@@ -3143,10 +3761,19 @@
           <w:lang w:val="en-US" w:eastAsia="zh-CN"/>
         </w:rPr>
       </w:pPr>
+      <w:r>
+        <w:rPr>
+          <w:rFonts w:hint="eastAsia"/>
+          <w:sz w:val="24"/>
+          <w:lang w:val="en-US" w:eastAsia="zh-CN"/>
+        </w:rPr>
+        <w:t>Other Configurations</w:t>
+      </w:r>
     </w:p>
     <w:p>
       <w:pPr>
         <w:pStyle w:val="a6"/>
+        <w:ind w:left="360"/>
         <w:rPr>
           <w:b w:val="0"/>
           <w:bCs/>
@@ -3175,51 +3802,397 @@
           <w:sz w:val="24"/>
           <w:lang w:val="en-US" w:eastAsia="zh-CN"/>
         </w:rPr>
+        <w:t>If you plan to make major modifications</w:t>
+      </w:r>
+      <w:r>
+        <w:rPr>
+          <w:rFonts w:hint="eastAsia"/>
+          <w:b w:val="0"/>
+          <w:bCs/>
+          <w:sz w:val="24"/>
+          <w:lang w:val="en-US" w:eastAsia="zh-CN"/>
+        </w:rPr>
+        <w:t>,</w:t>
+      </w:r>
+      <w:r>
+        <w:rPr>
+          <w:b w:val="0"/>
+          <w:bCs/>
+          <w:sz w:val="24"/>
+          <w:lang w:val="en-US" w:eastAsia="zh-CN"/>
+        </w:rPr>
+        <w:t xml:space="preserve"> for example, extensive changes to the </w:t>
+      </w:r>
+      <w:proofErr w:type="spellStart"/>
+      <w:r>
+        <w:rPr>
+          <w:b w:val="0"/>
+          <w:bCs/>
+          <w:sz w:val="24"/>
+          <w:lang w:val="en-US" w:eastAsia="zh-CN"/>
+        </w:rPr>
+        <w:t>VeeRwolf</w:t>
+      </w:r>
+      <w:proofErr w:type="spellEnd"/>
+      <w:r>
+        <w:rPr>
+          <w:b w:val="0"/>
+          <w:bCs/>
+          <w:sz w:val="24"/>
+          <w:lang w:val="en-US" w:eastAsia="zh-CN"/>
+        </w:rPr>
+        <w:t xml:space="preserve"> core or adjustments to the system clock frequency</w:t>
+      </w:r>
+      <w:r>
+        <w:rPr>
+          <w:rFonts w:hint="eastAsia"/>
+          <w:b w:val="0"/>
+          <w:bCs/>
+          <w:sz w:val="24"/>
+          <w:lang w:val="en-US" w:eastAsia="zh-CN"/>
+        </w:rPr>
+        <w:t>,</w:t>
+      </w:r>
+      <w:r>
+        <w:rPr>
+          <w:b w:val="0"/>
+          <w:bCs/>
+          <w:sz w:val="24"/>
+          <w:lang w:val="en-US" w:eastAsia="zh-CN"/>
+        </w:rPr>
+        <w:t xml:space="preserve"> and need to distinguish these updates from configurations used by other boards,</w:t>
+      </w:r>
+    </w:p>
+    <w:p>
+      <w:pPr>
+        <w:pStyle w:val="a6"/>
+        <w:rPr>
+          <w:b w:val="0"/>
+          <w:bCs/>
+          <w:sz w:val="24"/>
+          <w:lang w:val="en-US" w:eastAsia="zh-CN"/>
+        </w:rPr>
+      </w:pPr>
+      <w:r>
+        <w:rPr>
+          <w:b w:val="0"/>
+          <w:bCs/>
+          <w:sz w:val="24"/>
+          <w:lang w:val="en-US" w:eastAsia="zh-CN"/>
+        </w:rPr>
+        <w:t xml:space="preserve">you may need to modify </w:t>
+      </w:r>
+    </w:p>
+    <w:p>
+      <w:pPr>
+        <w:pStyle w:val="a6"/>
+        <w:rPr>
+          <w:b w:val="0"/>
+          <w:bCs/>
+          <w:sz w:val="20"/>
+          <w:szCs w:val="20"/>
+          <w:lang w:val="en-US" w:eastAsia="zh-CN"/>
+        </w:rPr>
+      </w:pPr>
+      <w:r>
+        <w:rPr>
+          <w:b w:val="0"/>
+          <w:bCs/>
+          <w:sz w:val="20"/>
+          <w:szCs w:val="20"/>
+          <w:lang w:val="en-US" w:eastAsia="zh-CN"/>
+        </w:rPr>
+        <w:t>[</w:t>
+      </w:r>
+      <w:proofErr w:type="spellStart"/>
+      <w:r>
+        <w:rPr>
+          <w:b w:val="0"/>
+          <w:bCs/>
+          <w:i/>
+          <w:iCs w:val="0"/>
+          <w:sz w:val="20"/>
+          <w:szCs w:val="20"/>
+          <w:lang w:val="en-US" w:eastAsia="zh-CN"/>
+        </w:rPr>
+        <w:t>RVfpga_NexysVideo-NoDDR</w:t>
+      </w:r>
+      <w:proofErr w:type="spellEnd"/>
+      <w:r>
+        <w:rPr>
+          <w:b w:val="0"/>
+          <w:bCs/>
+          <w:i/>
+          <w:iCs w:val="0"/>
+          <w:sz w:val="20"/>
+          <w:szCs w:val="20"/>
+          <w:lang w:val="en-US" w:eastAsia="zh-CN"/>
+        </w:rPr>
+        <w:t>]/common/</w:t>
+      </w:r>
+      <w:proofErr w:type="spellStart"/>
+      <w:r>
+        <w:rPr>
+          <w:b w:val="0"/>
+          <w:bCs/>
+          <w:i/>
+          <w:iCs w:val="0"/>
+          <w:sz w:val="20"/>
+          <w:szCs w:val="20"/>
+          <w:lang w:val="en-US" w:eastAsia="zh-CN"/>
+        </w:rPr>
+        <w:t>Common.cmake</w:t>
+      </w:r>
+      <w:proofErr w:type="spellEnd"/>
+      <w:r>
+        <w:rPr>
+          <w:b w:val="0"/>
+          <w:bCs/>
+          <w:sz w:val="20"/>
+          <w:szCs w:val="20"/>
+          <w:lang w:val="en-US" w:eastAsia="zh-CN"/>
+        </w:rPr>
+        <w:t xml:space="preserve"> </w:t>
+      </w:r>
+    </w:p>
+    <w:p>
+      <w:pPr>
+        <w:pStyle w:val="a6"/>
+        <w:rPr>
+          <w:b w:val="0"/>
+          <w:bCs/>
+          <w:sz w:val="24"/>
+          <w:lang w:val="en-US" w:eastAsia="zh-CN"/>
+        </w:rPr>
+      </w:pPr>
+      <w:r>
+        <w:rPr>
+          <w:b w:val="0"/>
+          <w:bCs/>
+          <w:sz w:val="24"/>
+          <w:lang w:val="en-US" w:eastAsia="zh-CN"/>
+        </w:rPr>
+        <w:t>and other files within the common directory.</w:t>
+      </w:r>
+    </w:p>
+    <w:p>
+      <w:pPr>
+        <w:pStyle w:val="a6"/>
+        <w:rPr>
+          <w:b w:val="0"/>
+          <w:bCs/>
+          <w:sz w:val="24"/>
+          <w:lang w:val="en-US" w:eastAsia="zh-CN"/>
+        </w:rPr>
+      </w:pPr>
+      <w:r>
+        <w:rPr>
+          <w:b w:val="0"/>
+          <w:bCs/>
+          <w:sz w:val="24"/>
+          <w:lang w:val="en-US" w:eastAsia="zh-CN"/>
+        </w:rPr>
+        <w:t>These modifications are not required for this project and are therefore not listed here.</w:t>
+      </w:r>
+    </w:p>
+    <w:p>
+      <w:pPr>
+        <w:pStyle w:val="a6"/>
+        <w:rPr>
+          <w:b w:val="0"/>
+          <w:bCs/>
+          <w:i/>
+          <w:iCs w:val="0"/>
+          <w:sz w:val="20"/>
+          <w:szCs w:val="20"/>
+          <w:lang w:val="en-US" w:eastAsia="zh-CN"/>
+        </w:rPr>
+      </w:pPr>
+    </w:p>
+    <w:p>
+      <w:pPr>
+        <w:pStyle w:val="a6"/>
+        <w:rPr>
+          <w:b w:val="0"/>
+          <w:bCs/>
+          <w:i/>
+          <w:iCs w:val="0"/>
+          <w:sz w:val="20"/>
+          <w:szCs w:val="20"/>
+          <w:lang w:val="en-US" w:eastAsia="zh-CN"/>
+        </w:rPr>
+      </w:pPr>
+    </w:p>
+    <w:p>
+      <w:pPr>
+        <w:pStyle w:val="a6"/>
+        <w:rPr>
+          <w:b w:val="0"/>
+          <w:bCs/>
+          <w:sz w:val="24"/>
+          <w:lang w:val="en-US" w:eastAsia="zh-CN"/>
+        </w:rPr>
+      </w:pPr>
+      <w:r>
+        <w:rPr>
+          <w:b w:val="0"/>
+          <w:bCs/>
+          <w:sz w:val="24"/>
+          <w:lang w:val="en-US" w:eastAsia="zh-CN"/>
+        </w:rPr>
         <w:t xml:space="preserve">Using existing and verified configuration files is often more efficient and reliable. The communication section used in this example comes from </w:t>
       </w:r>
       <w:hyperlink r:id="rId12" w:history="1">
+        <w:proofErr w:type="spellStart"/>
         <w:r>
           <w:rPr>
             <w:rStyle w:val="af5"/>
           </w:rPr>
-          <w:t>riscv-openocd/tcl/board at riscv · riscv-collab/riscv-openocd</w:t>
+          <w:t>riscv-openocd</w:t>
         </w:r>
-      </w:hyperlink>
-      <w:r>
-        <w:rPr>
-          <w:b w:val="0"/>
-          <w:bCs/>
-          <w:sz w:val="24"/>
-          <w:lang w:val="en-US" w:eastAsia="zh-CN"/>
-        </w:rPr>
-        <w:t xml:space="preserve">, and additional configuration files </w:t>
-      </w:r>
-      <w:r>
-        <w:rPr>
-          <w:rFonts w:hint="eastAsia"/>
-          <w:b w:val="0"/>
-          <w:bCs/>
-          <w:sz w:val="24"/>
-          <w:lang w:val="en-US" w:eastAsia="zh-CN"/>
-        </w:rPr>
-        <w:t xml:space="preserve">for other board </w:t>
-      </w:r>
-      <w:r>
-        <w:rPr>
-          <w:b w:val="0"/>
-          <w:bCs/>
-          <w:sz w:val="24"/>
-          <w:lang w:val="en-US" w:eastAsia="zh-CN"/>
-        </w:rPr>
-        <w:t xml:space="preserve">are also provided by the VeeRwolf project at </w:t>
-      </w:r>
-      <w:hyperlink r:id="rId13" w:history="1">
+        <w:proofErr w:type="spellEnd"/>
         <w:r>
           <w:rPr>
             <w:rStyle w:val="af5"/>
           </w:rPr>
-          <w:t>VeeRwolf/data at main · chipsalliance/VeeRwolf</w:t>
+          <w:t>/</w:t>
         </w:r>
+        <w:proofErr w:type="spellStart"/>
+        <w:r>
+          <w:rPr>
+            <w:rStyle w:val="af5"/>
+          </w:rPr>
+          <w:t>tcl</w:t>
+        </w:r>
+        <w:proofErr w:type="spellEnd"/>
+        <w:r>
+          <w:rPr>
+            <w:rStyle w:val="af5"/>
+          </w:rPr>
+          <w:t xml:space="preserve">/board at </w:t>
+        </w:r>
+        <w:proofErr w:type="spellStart"/>
+        <w:r>
+          <w:rPr>
+            <w:rStyle w:val="af5"/>
+          </w:rPr>
+          <w:t>riscv</w:t>
+        </w:r>
+        <w:proofErr w:type="spellEnd"/>
+        <w:r>
+          <w:rPr>
+            <w:rStyle w:val="af5"/>
+          </w:rPr>
+          <w:t xml:space="preserve"> · </w:t>
+        </w:r>
+        <w:proofErr w:type="spellStart"/>
+        <w:r>
+          <w:rPr>
+            <w:rStyle w:val="af5"/>
+          </w:rPr>
+          <w:t>riscv</w:t>
+        </w:r>
+        <w:proofErr w:type="spellEnd"/>
+        <w:r>
+          <w:rPr>
+            <w:rStyle w:val="af5"/>
+          </w:rPr>
+          <w:t>-collab/</w:t>
+        </w:r>
+        <w:proofErr w:type="spellStart"/>
+        <w:r>
+          <w:rPr>
+            <w:rStyle w:val="af5"/>
+          </w:rPr>
+          <w:t>riscv-openocd</w:t>
+        </w:r>
+        <w:proofErr w:type="spellEnd"/>
+      </w:hyperlink>
+      <w:r>
+        <w:rPr>
+          <w:b w:val="0"/>
+          <w:bCs/>
+          <w:sz w:val="24"/>
+          <w:lang w:val="en-US" w:eastAsia="zh-CN"/>
+        </w:rPr>
+        <w:t xml:space="preserve">, and additional configuration files </w:t>
+      </w:r>
+      <w:r>
+        <w:rPr>
+          <w:rFonts w:hint="eastAsia"/>
+          <w:b w:val="0"/>
+          <w:bCs/>
+          <w:sz w:val="24"/>
+          <w:lang w:val="en-US" w:eastAsia="zh-CN"/>
+        </w:rPr>
+        <w:t xml:space="preserve">for other board </w:t>
+      </w:r>
+      <w:r>
+        <w:rPr>
+          <w:b w:val="0"/>
+          <w:bCs/>
+          <w:sz w:val="24"/>
+          <w:lang w:val="en-US" w:eastAsia="zh-CN"/>
+        </w:rPr>
+        <w:t xml:space="preserve">are also provided by the </w:t>
+      </w:r>
+      <w:proofErr w:type="spellStart"/>
+      <w:r>
+        <w:rPr>
+          <w:b w:val="0"/>
+          <w:bCs/>
+          <w:sz w:val="24"/>
+          <w:lang w:val="en-US" w:eastAsia="zh-CN"/>
+        </w:rPr>
+        <w:t>VeeRwolf</w:t>
+      </w:r>
+      <w:proofErr w:type="spellEnd"/>
+      <w:r>
+        <w:rPr>
+          <w:b w:val="0"/>
+          <w:bCs/>
+          <w:sz w:val="24"/>
+          <w:lang w:val="en-US" w:eastAsia="zh-CN"/>
+        </w:rPr>
+        <w:t xml:space="preserve"> project at </w:t>
+      </w:r>
+      <w:hyperlink r:id="rId13" w:history="1">
+        <w:proofErr w:type="spellStart"/>
+        <w:r>
+          <w:rPr>
+            <w:rStyle w:val="af5"/>
+          </w:rPr>
+          <w:t>VeeRwolf</w:t>
+        </w:r>
+        <w:proofErr w:type="spellEnd"/>
+        <w:r>
+          <w:rPr>
+            <w:rStyle w:val="af5"/>
+          </w:rPr>
+          <w:t xml:space="preserve">/data at main · </w:t>
+        </w:r>
+        <w:proofErr w:type="spellStart"/>
+        <w:r>
+          <w:rPr>
+            <w:rStyle w:val="af5"/>
+          </w:rPr>
+          <w:t>chipsalliance</w:t>
+        </w:r>
+        <w:proofErr w:type="spellEnd"/>
+        <w:r>
+          <w:rPr>
+            <w:rStyle w:val="af5"/>
+          </w:rPr>
+          <w:t>/</w:t>
+        </w:r>
+        <w:proofErr w:type="spellStart"/>
+        <w:r>
+          <w:rPr>
+            <w:rStyle w:val="af5"/>
+          </w:rPr>
+          <w:t>VeeRwolf</w:t>
+        </w:r>
+        <w:proofErr w:type="spellEnd"/>
       </w:hyperlink>
       <w:r>
         <w:rPr>
@@ -3361,7 +4334,27 @@
           <w:sz w:val="24"/>
           <w:lang w:val="en-US" w:eastAsia="zh-CN"/>
         </w:rPr>
-        <w:t>You may need to modify the Verilog include paths and file references in this file.</w:t>
+        <w:t xml:space="preserve">You may need to modify the Verilog </w:t>
+      </w:r>
+      <w:proofErr w:type="gramStart"/>
+      <w:r>
+        <w:rPr>
+          <w:b w:val="0"/>
+          <w:bCs/>
+          <w:sz w:val="24"/>
+          <w:lang w:val="en-US" w:eastAsia="zh-CN"/>
+        </w:rPr>
+        <w:t>include</w:t>
+      </w:r>
+      <w:proofErr w:type="gramEnd"/>
+      <w:r>
+        <w:rPr>
+          <w:b w:val="0"/>
+          <w:bCs/>
+          <w:sz w:val="24"/>
+          <w:lang w:val="en-US" w:eastAsia="zh-CN"/>
+        </w:rPr>
+        <w:t xml:space="preserve"> paths and file references in this file.</w:t>
       </w:r>
     </w:p>
     <w:p>
@@ -3409,6 +4402,7 @@
         <w:rPr>
           <w:b w:val="0"/>
           <w:bCs/>
+          <w:noProof/>
           <w:sz w:val="24"/>
           <w:lang w:val="en-US" w:eastAsia="zh-CN"/>
         </w:rPr>
@@ -3464,21 +4458,39 @@
       <w:pPr>
         <w:pStyle w:val="a6"/>
         <w:rPr>
+          <w:b w:val="0"/>
+          <w:bCs/>
+          <w:sz w:val="24"/>
+          <w:lang w:val="en-US" w:eastAsia="zh-CN"/>
+        </w:rPr>
+      </w:pPr>
+      <w:r>
+        <w:rPr>
+          <w:b w:val="0"/>
+          <w:bCs/>
+          <w:sz w:val="24"/>
+          <w:lang w:val="en-US" w:eastAsia="zh-CN"/>
+        </w:rPr>
+        <w:t>Add or remove file entries as needed to match the updated project structure</w:t>
+      </w:r>
+      <w:r>
+        <w:rPr>
           <w:rFonts w:hint="eastAsia"/>
           <w:b w:val="0"/>
           <w:bCs/>
           <w:sz w:val="24"/>
           <w:lang w:val="en-US" w:eastAsia="zh-CN"/>
         </w:rPr>
-      </w:pPr>
-      <w:r>
-        <w:rPr>
-          <w:b w:val="0"/>
-          <w:bCs/>
-          <w:sz w:val="24"/>
-          <w:lang w:val="en-US" w:eastAsia="zh-CN"/>
-        </w:rPr>
-        <w:t>Add or remove file entries as needed to match the updated project structure</w:t>
+        <w:t xml:space="preserve">, </w:t>
+      </w:r>
+      <w:r>
+        <w:rPr>
+          <w:b w:val="0"/>
+          <w:bCs/>
+          <w:sz w:val="24"/>
+          <w:lang w:val="en-US" w:eastAsia="zh-CN"/>
+        </w:rPr>
+        <w:t xml:space="preserve">include </w:t>
       </w:r>
       <w:r>
         <w:rPr>
@@ -3488,25 +4500,6 @@
           <w:sz w:val="24"/>
           <w:lang w:val="en-US" w:eastAsia="zh-CN"/>
         </w:rPr>
-        <w:t xml:space="preserve">, </w:t>
-      </w:r>
-      <w:r>
-        <w:rPr>
-          <w:b w:val="0"/>
-          <w:bCs/>
-          <w:sz w:val="24"/>
-          <w:lang w:val="en-US" w:eastAsia="zh-CN"/>
-        </w:rPr>
-        <w:t xml:space="preserve">include </w:t>
-      </w:r>
-      <w:r>
-        <w:rPr>
-          <w:rFonts w:hint="eastAsia"/>
-          <w:b w:val="0"/>
-          <w:bCs/>
-          <w:sz w:val="24"/>
-          <w:lang w:val="en-US" w:eastAsia="zh-CN"/>
-        </w:rPr>
         <w:t>new files</w:t>
       </w:r>
       <w:r>
@@ -3534,20 +4527,21 @@
       <w:pPr>
         <w:pStyle w:val="a6"/>
         <w:rPr>
-          <w:rFonts w:hint="eastAsia"/>
-          <w:b w:val="0"/>
-          <w:bCs/>
-          <w:sz w:val="24"/>
-          <w:lang w:val="en-US" w:eastAsia="zh-CN"/>
-        </w:rPr>
-      </w:pPr>
-      <w:r>
-        <w:rPr>
-          <w:b w:val="0"/>
-          <w:bCs/>
-          <w:sz w:val="24"/>
-          <w:lang w:val="en-US" w:eastAsia="zh-CN"/>
-        </w:rPr>
+          <w:b w:val="0"/>
+          <w:bCs/>
+          <w:sz w:val="24"/>
+          <w:lang w:val="en-US" w:eastAsia="zh-CN"/>
+        </w:rPr>
+      </w:pPr>
+      <w:r>
+        <w:rPr>
+          <w:b w:val="0"/>
+          <w:bCs/>
+          <w:noProof/>
+          <w:sz w:val="24"/>
+          <w:lang w:val="en-US" w:eastAsia="zh-CN"/>
+        </w:rPr>
+        <w:lastRenderedPageBreak/>
         <w:drawing>
           <wp:inline distT="0" distB="0" distL="0" distR="0" wp14:anchorId="4B60F09A" wp14:editId="47D376D1">
             <wp:extent cx="5731510" cy="198755"/>
@@ -3953,6 +4947,150 @@
     </w:lvl>
   </w:abstractNum>
   <w:abstractNum w:abstractNumId="2" w15:restartNumberingAfterBreak="0">
+    <w:nsid w:val="1B7D44A0"/>
+    <w:multiLevelType w:val="multilevel"/>
+    <w:tmpl w:val="43F4391C"/>
+    <w:lvl w:ilvl="0">
+      <w:start w:val="6"/>
+      <w:numFmt w:val="decimal"/>
+      <w:lvlText w:val="%1."/>
+      <w:lvlJc w:val="left"/>
+      <w:pPr>
+        <w:tabs>
+          <w:tab w:val="num" w:pos="360"/>
+        </w:tabs>
+        <w:ind w:left="360" w:hanging="360"/>
+      </w:pPr>
+      <w:rPr>
+        <w:rFonts w:hint="eastAsia"/>
+        <w:b/>
+        <w:bCs/>
+        <w:sz w:val="24"/>
+        <w:szCs w:val="24"/>
+      </w:rPr>
+    </w:lvl>
+    <w:lvl w:ilvl="1">
+      <w:start w:val="1"/>
+      <w:numFmt w:val="decimal"/>
+      <w:lvlText w:val="%2."/>
+      <w:lvlJc w:val="left"/>
+      <w:pPr>
+        <w:tabs>
+          <w:tab w:val="num" w:pos="1080"/>
+        </w:tabs>
+        <w:ind w:left="1080" w:hanging="360"/>
+      </w:pPr>
+      <w:rPr>
+        <w:rFonts w:hint="eastAsia"/>
+      </w:rPr>
+    </w:lvl>
+    <w:lvl w:ilvl="2">
+      <w:start w:val="1"/>
+      <w:numFmt w:val="decimal"/>
+      <w:lvlText w:val="%3."/>
+      <w:lvlJc w:val="left"/>
+      <w:pPr>
+        <w:tabs>
+          <w:tab w:val="num" w:pos="1800"/>
+        </w:tabs>
+        <w:ind w:left="1800" w:hanging="360"/>
+      </w:pPr>
+      <w:rPr>
+        <w:rFonts w:hint="eastAsia"/>
+      </w:rPr>
+    </w:lvl>
+    <w:lvl w:ilvl="3">
+      <w:start w:val="1"/>
+      <w:numFmt w:val="decimal"/>
+      <w:lvlText w:val="%4."/>
+      <w:lvlJc w:val="left"/>
+      <w:pPr>
+        <w:tabs>
+          <w:tab w:val="num" w:pos="2520"/>
+        </w:tabs>
+        <w:ind w:left="2520" w:hanging="360"/>
+      </w:pPr>
+      <w:rPr>
+        <w:rFonts w:hint="eastAsia"/>
+      </w:rPr>
+    </w:lvl>
+    <w:lvl w:ilvl="4">
+      <w:start w:val="1"/>
+      <w:numFmt w:val="decimal"/>
+      <w:lvlText w:val="%5."/>
+      <w:lvlJc w:val="left"/>
+      <w:pPr>
+        <w:tabs>
+          <w:tab w:val="num" w:pos="3240"/>
+        </w:tabs>
+        <w:ind w:left="3240" w:hanging="360"/>
+      </w:pPr>
+      <w:rPr>
+        <w:rFonts w:hint="eastAsia"/>
+      </w:rPr>
+    </w:lvl>
+    <w:lvl w:ilvl="5">
+      <w:start w:val="1"/>
+      <w:numFmt w:val="decimal"/>
+      <w:lvlText w:val="%6."/>
+      <w:lvlJc w:val="left"/>
+      <w:pPr>
+        <w:tabs>
+          <w:tab w:val="num" w:pos="3960"/>
+        </w:tabs>
+        <w:ind w:left="3960" w:hanging="360"/>
+      </w:pPr>
+      <w:rPr>
+        <w:rFonts w:hint="eastAsia"/>
+      </w:rPr>
+    </w:lvl>
+    <w:lvl w:ilvl="6">
+      <w:start w:val="1"/>
+      <w:numFmt w:val="decimal"/>
+      <w:lvlText w:val="%7."/>
+      <w:lvlJc w:val="left"/>
+      <w:pPr>
+        <w:tabs>
+          <w:tab w:val="num" w:pos="4680"/>
+        </w:tabs>
+        <w:ind w:left="4680" w:hanging="360"/>
+      </w:pPr>
+      <w:rPr>
+        <w:rFonts w:hint="eastAsia"/>
+      </w:rPr>
+    </w:lvl>
+    <w:lvl w:ilvl="7">
+      <w:start w:val="1"/>
+      <w:numFmt w:val="decimal"/>
+      <w:lvlText w:val="%8."/>
+      <w:lvlJc w:val="left"/>
+      <w:pPr>
+        <w:tabs>
+          <w:tab w:val="num" w:pos="5400"/>
+        </w:tabs>
+        <w:ind w:left="5400" w:hanging="360"/>
+      </w:pPr>
+      <w:rPr>
+        <w:rFonts w:hint="eastAsia"/>
+      </w:rPr>
+    </w:lvl>
+    <w:lvl w:ilvl="8">
+      <w:start w:val="1"/>
+      <w:numFmt w:val="decimal"/>
+      <w:lvlText w:val="%9."/>
+      <w:lvlJc w:val="left"/>
+      <w:pPr>
+        <w:tabs>
+          <w:tab w:val="num" w:pos="6120"/>
+        </w:tabs>
+        <w:ind w:left="6120" w:hanging="360"/>
+      </w:pPr>
+      <w:rPr>
+        <w:rFonts w:hint="eastAsia"/>
+      </w:rPr>
+    </w:lvl>
+  </w:abstractNum>
+  <w:abstractNum w:abstractNumId="3" w15:restartNumberingAfterBreak="0">
     <w:nsid w:val="20AC2A68"/>
     <w:multiLevelType w:val="multilevel"/>
     <w:tmpl w:val="25CE95BC"/>
@@ -4065,7 +5203,7 @@
       </w:pPr>
     </w:lvl>
   </w:abstractNum>
-  <w:abstractNum w:abstractNumId="3" w15:restartNumberingAfterBreak="0">
+  <w:abstractNum w:abstractNumId="4" w15:restartNumberingAfterBreak="0">
     <w:nsid w:val="24173603"/>
     <w:multiLevelType w:val="hybridMultilevel"/>
     <w:tmpl w:val="E3F61020"/>
@@ -4155,7 +5293,7 @@
       </w:pPr>
     </w:lvl>
   </w:abstractNum>
-  <w:abstractNum w:abstractNumId="4" w15:restartNumberingAfterBreak="0">
+  <w:abstractNum w:abstractNumId="5" w15:restartNumberingAfterBreak="0">
     <w:nsid w:val="3EEA4C01"/>
     <w:multiLevelType w:val="hybridMultilevel"/>
     <w:tmpl w:val="8E9C5F1E"/>
@@ -4245,7 +5383,125 @@
       </w:pPr>
     </w:lvl>
   </w:abstractNum>
-  <w:abstractNum w:abstractNumId="5" w15:restartNumberingAfterBreak="0">
+  <w:abstractNum w:abstractNumId="6" w15:restartNumberingAfterBreak="0">
+    <w:nsid w:val="47123827"/>
+    <w:multiLevelType w:val="multilevel"/>
+    <w:tmpl w:val="58309316"/>
+    <w:styleLink w:val="1"/>
+    <w:lvl w:ilvl="0">
+      <w:start w:val="1"/>
+      <w:numFmt w:val="decimal"/>
+      <w:lvlText w:val="%1."/>
+      <w:lvlJc w:val="left"/>
+      <w:pPr>
+        <w:tabs>
+          <w:tab w:val="num" w:pos="360"/>
+        </w:tabs>
+        <w:ind w:left="360" w:hanging="360"/>
+      </w:pPr>
+      <w:rPr>
+        <w:b/>
+        <w:bCs/>
+      </w:rPr>
+    </w:lvl>
+    <w:lvl w:ilvl="1">
+      <w:start w:val="1"/>
+      <w:numFmt w:val="decimal"/>
+      <w:lvlText w:val="%2."/>
+      <w:lvlJc w:val="left"/>
+      <w:pPr>
+        <w:tabs>
+          <w:tab w:val="num" w:pos="1080"/>
+        </w:tabs>
+        <w:ind w:left="1080" w:hanging="360"/>
+      </w:pPr>
+    </w:lvl>
+    <w:lvl w:ilvl="2">
+      <w:start w:val="1"/>
+      <w:numFmt w:val="decimal"/>
+      <w:lvlText w:val="%3."/>
+      <w:lvlJc w:val="left"/>
+      <w:pPr>
+        <w:tabs>
+          <w:tab w:val="num" w:pos="1800"/>
+        </w:tabs>
+        <w:ind w:left="1800" w:hanging="360"/>
+      </w:pPr>
+    </w:lvl>
+    <w:lvl w:ilvl="3">
+      <w:start w:val="1"/>
+      <w:numFmt w:val="decimal"/>
+      <w:lvlText w:val="%4."/>
+      <w:lvlJc w:val="left"/>
+      <w:pPr>
+        <w:tabs>
+          <w:tab w:val="num" w:pos="2520"/>
+        </w:tabs>
+        <w:ind w:left="2520" w:hanging="360"/>
+      </w:pPr>
+    </w:lvl>
+    <w:lvl w:ilvl="4">
+      <w:start w:val="1"/>
+      <w:numFmt w:val="decimal"/>
+      <w:lvlText w:val="%5."/>
+      <w:lvlJc w:val="left"/>
+      <w:pPr>
+        <w:tabs>
+          <w:tab w:val="num" w:pos="3240"/>
+        </w:tabs>
+        <w:ind w:left="3240" w:hanging="360"/>
+      </w:pPr>
+    </w:lvl>
+    <w:lvl w:ilvl="5">
+      <w:start w:val="1"/>
+      <w:numFmt w:val="decimal"/>
+      <w:lvlText w:val="%6."/>
+      <w:lvlJc w:val="left"/>
+      <w:pPr>
+        <w:tabs>
+          <w:tab w:val="num" w:pos="3960"/>
+        </w:tabs>
+        <w:ind w:left="3960" w:hanging="360"/>
+      </w:pPr>
+    </w:lvl>
+    <w:lvl w:ilvl="6">
+      <w:start w:val="1"/>
+      <w:numFmt w:val="decimal"/>
+      <w:lvlText w:val="%7."/>
+      <w:lvlJc w:val="left"/>
+      <w:pPr>
+        <w:tabs>
+          <w:tab w:val="num" w:pos="4680"/>
+        </w:tabs>
+        <w:ind w:left="4680" w:hanging="360"/>
+      </w:pPr>
+    </w:lvl>
+    <w:lvl w:ilvl="7">
+      <w:start w:val="1"/>
+      <w:numFmt w:val="decimal"/>
+      <w:lvlText w:val="%8."/>
+      <w:lvlJc w:val="left"/>
+      <w:pPr>
+        <w:tabs>
+          <w:tab w:val="num" w:pos="5400"/>
+        </w:tabs>
+        <w:ind w:left="5400" w:hanging="360"/>
+      </w:pPr>
+    </w:lvl>
+    <w:lvl w:ilvl="8">
+      <w:start w:val="1"/>
+      <w:numFmt w:val="decimal"/>
+      <w:lvlText w:val="%9."/>
+      <w:lvlJc w:val="left"/>
+      <w:pPr>
+        <w:tabs>
+          <w:tab w:val="num" w:pos="6120"/>
+        </w:tabs>
+        <w:ind w:left="6120" w:hanging="360"/>
+      </w:pPr>
+    </w:lvl>
+  </w:abstractNum>
+  <w:abstractNum w:abstractNumId="7" w15:restartNumberingAfterBreak="0">
     <w:nsid w:val="50645A23"/>
     <w:multiLevelType w:val="hybridMultilevel"/>
     <w:tmpl w:val="507C3C50"/>
@@ -4357,7 +5613,7 @@
       </w:rPr>
     </w:lvl>
   </w:abstractNum>
-  <w:abstractNum w:abstractNumId="6" w15:restartNumberingAfterBreak="0">
+  <w:abstractNum w:abstractNumId="8" w15:restartNumberingAfterBreak="0">
     <w:nsid w:val="62203F92"/>
     <w:multiLevelType w:val="hybridMultilevel"/>
     <w:tmpl w:val="3C1A45B0"/>
@@ -4448,7 +5704,7 @@
       </w:pPr>
     </w:lvl>
   </w:abstractNum>
-  <w:abstractNum w:abstractNumId="7" w15:restartNumberingAfterBreak="0">
+  <w:abstractNum w:abstractNumId="9" w15:restartNumberingAfterBreak="0">
     <w:nsid w:val="734D0E9F"/>
     <w:multiLevelType w:val="multilevel"/>
     <w:tmpl w:val="58309316"/>
@@ -4468,7 +5724,7 @@
         <w:bCs/>
       </w:rPr>
     </w:lvl>
-    <w:lvl w:ilvl="1" w:tentative="1">
+    <w:lvl w:ilvl="1">
       <w:start w:val="1"/>
       <w:numFmt w:val="decimal"/>
       <w:lvlText w:val="%2."/>
@@ -4565,7 +5821,7 @@
       </w:pPr>
     </w:lvl>
   </w:abstractNum>
-  <w:abstractNum w:abstractNumId="8" w15:restartNumberingAfterBreak="0">
+  <w:abstractNum w:abstractNumId="10" w15:restartNumberingAfterBreak="0">
     <w:nsid w:val="788B5BD0"/>
     <w:multiLevelType w:val="hybridMultilevel"/>
     <w:tmpl w:val="728A7FB4"/>
@@ -4678,7 +5934,7 @@
       </w:rPr>
     </w:lvl>
   </w:abstractNum>
-  <w:abstractNum w:abstractNumId="9" w15:restartNumberingAfterBreak="0">
+  <w:abstractNum w:abstractNumId="11" w15:restartNumberingAfterBreak="0">
     <w:nsid w:val="79A0411C"/>
     <w:multiLevelType w:val="hybridMultilevel"/>
     <w:tmpl w:val="34F2A026"/>
@@ -4767,34 +6023,40 @@
     </w:lvl>
   </w:abstractNum>
   <w:num w:numId="1" w16cid:durableId="665328291">
-    <w:abstractNumId w:val="8"/>
+    <w:abstractNumId w:val="10"/>
   </w:num>
   <w:num w:numId="2" w16cid:durableId="1389571933">
-    <w:abstractNumId w:val="9"/>
+    <w:abstractNumId w:val="11"/>
   </w:num>
   <w:num w:numId="3" w16cid:durableId="1939747376">
-    <w:abstractNumId w:val="4"/>
+    <w:abstractNumId w:val="5"/>
   </w:num>
   <w:num w:numId="4" w16cid:durableId="492795163">
     <w:abstractNumId w:val="1"/>
   </w:num>
   <w:num w:numId="5" w16cid:durableId="1800998843">
-    <w:abstractNumId w:val="2"/>
+    <w:abstractNumId w:val="3"/>
   </w:num>
   <w:num w:numId="6" w16cid:durableId="290093131">
-    <w:abstractNumId w:val="7"/>
+    <w:abstractNumId w:val="9"/>
   </w:num>
   <w:num w:numId="7" w16cid:durableId="62338468">
     <w:abstractNumId w:val="0"/>
   </w:num>
   <w:num w:numId="8" w16cid:durableId="897516670">
-    <w:abstractNumId w:val="5"/>
+    <w:abstractNumId w:val="7"/>
   </w:num>
   <w:num w:numId="9" w16cid:durableId="536969188">
+    <w:abstractNumId w:val="8"/>
+  </w:num>
+  <w:num w:numId="10" w16cid:durableId="1045450696">
+    <w:abstractNumId w:val="4"/>
+  </w:num>
+  <w:num w:numId="11" w16cid:durableId="1658801014">
     <w:abstractNumId w:val="6"/>
   </w:num>
-  <w:num w:numId="10" w16cid:durableId="1045450696">
-    <w:abstractNumId w:val="3"/>
+  <w:num w:numId="12" w16cid:durableId="1139807984">
+    <w:abstractNumId w:val="2"/>
   </w:num>
   <w:numIdMacAtCleanup w:val="4"/>
 </w:numbering>
@@ -5200,11 +6462,11 @@
       <w:lang w:eastAsia="en-US"/>
     </w:rPr>
   </w:style>
-  <w:style w:type="paragraph" w:styleId="1">
+  <w:style w:type="paragraph" w:styleId="10">
     <w:name w:val="heading 1"/>
     <w:basedOn w:val="a"/>
     <w:next w:val="a"/>
-    <w:link w:val="10"/>
+    <w:link w:val="11"/>
     <w:qFormat/>
     <w:rsid w:val="00653163"/>
     <w:pPr>
@@ -5285,6 +6547,7 @@
   <w:style w:type="character" w:default="1" w:styleId="a0">
     <w:name w:val="Default Paragraph Font"/>
     <w:uiPriority w:val="1"/>
+    <w:semiHidden/>
     <w:unhideWhenUsed/>
   </w:style>
   <w:style w:type="table" w:default="1" w:styleId="a1">
@@ -6122,10 +7385,10 @@
       </w:tblBorders>
     </w:tblPr>
   </w:style>
-  <w:style w:type="character" w:customStyle="1" w:styleId="10">
+  <w:style w:type="character" w:customStyle="1" w:styleId="11">
     <w:name w:val="标题 1 字符"/>
     <w:basedOn w:val="a0"/>
-    <w:link w:val="1"/>
+    <w:link w:val="10"/>
     <w:locked/>
     <w:rsid w:val="00653163"/>
     <w:rPr>
@@ -6315,7 +7578,7 @@
   </w:style>
   <w:style w:type="paragraph" w:styleId="TOC">
     <w:name w:val="TOC Heading"/>
-    <w:basedOn w:val="1"/>
+    <w:basedOn w:val="10"/>
     <w:next w:val="a"/>
     <w:uiPriority w:val="39"/>
     <w:semiHidden/>
@@ -6483,6 +7746,16 @@
       <w:b/>
       <w:bCs/>
     </w:rPr>
+  </w:style>
+  <w:style w:type="numbering" w:customStyle="1" w:styleId="1">
+    <w:name w:val="当前列表1"/>
+    <w:uiPriority w:val="99"/>
+    <w:rsid w:val="00D35E44"/>
+    <w:pPr>
+      <w:numPr>
+        <w:numId w:val="11"/>
+      </w:numPr>
+    </w:pPr>
   </w:style>
 </w:styles>
 </file>
